--- a/download/service_provider_product_application.docx
+++ b/download/service_provider_product_application.docx
@@ -2799,7 +2799,7 @@
     <w:bookmarkEnd w:id="46"/>
     <w:bookmarkEnd w:id="47"/>
     <w:sectPr>
-      <w:headerReference r:id="rId11" w:type="default"/>
+      <w:headerReference r:id="rId9" w:type="default"/>
       <w:pgSz w:h="11906" w:orient="landscape" w:w="16838"/>
       <w:pgMar w:bottom="1417" w:footer="708" w:gutter="0" w:header="708" w:left="1417" w:right="1417" w:top="1417"/>
       <w:cols w:space="708"/>

--- a/download/service_provider_product_application.docx
+++ b/download/service_provider_product_application.docx
@@ -2799,7 +2799,7 @@
     <w:bookmarkEnd w:id="46"/>
     <w:bookmarkEnd w:id="47"/>
     <w:sectPr>
-      <w:headerReference r:id="rId9" w:type="default"/>
+      <w:headerReference r:id="rId11" w:type="default"/>
       <w:pgSz w:h="11906" w:orient="landscape" w:w="16838"/>
       <w:pgMar w:bottom="1417" w:footer="708" w:gutter="0" w:header="708" w:left="1417" w:right="1417" w:top="1417"/>
       <w:cols w:space="708"/>

--- a/download/service_provider_product_application.docx
+++ b/download/service_provider_product_application.docx
@@ -1007,6 +1007,50 @@
             </w:r>
             <w:r>
               <w:t xml:space="preserve">must be unset in the resource or by the request.</w:t>
+            </w:r>
+          </w:p>
+        </w:tc>
+        <w:tc>
+          <w:tcPr/>
+          <w:p>
+            <w:pPr>
+              <w:pStyle w:val="Compact"/>
+            </w:pPr>
+            <w:r>
+              <w:t xml:space="preserve">DONE</w:t>
+            </w:r>
+          </w:p>
+        </w:tc>
+      </w:tr>
+      <w:tr>
+        <w:tc>
+          <w:tcPr/>
+          <w:p>
+            <w:pPr>
+              <w:pStyle w:val="Compact"/>
+            </w:pPr>
+            <w:r>
+              <w:t xml:space="preserve">SPPA-VAL004</w:t>
+            </w:r>
+          </w:p>
+        </w:tc>
+        <w:tc>
+          <w:tcPr/>
+          <w:p>
+            <w:pPr>
+              <w:pStyle w:val="Compact"/>
+            </w:pPr>
+            <w:r>
+              <w:rPr>
+                <w:rStyle w:val="VerbatimChar"/>
+              </w:rPr>
+              <w:t xml:space="preserve">product_type_ids</w:t>
+            </w:r>
+            <w:r>
+              <w:t xml:space="preserve"> </w:t>
+            </w:r>
+            <w:r>
+              <w:t xml:space="preserve">must not be empty.</w:t>
             </w:r>
           </w:p>
         </w:tc>

--- a/download/service_provider_product_application.docx
+++ b/download/service_provider_product_application.docx
@@ -2843,7 +2843,7 @@
     <w:bookmarkEnd w:id="46"/>
     <w:bookmarkEnd w:id="47"/>
     <w:sectPr>
-      <w:headerReference r:id="rId9" w:type="default"/>
+      <w:headerReference r:id="rId11" w:type="default"/>
       <w:pgSz w:h="11906" w:orient="landscape" w:w="16838"/>
       <w:pgMar w:bottom="1417" w:footer="708" w:gutter="0" w:header="708" w:left="1417" w:right="1417" w:top="1417"/>
       <w:cols w:space="708"/>
